--- a/por/docx/46.content.docx
+++ b/por/docx/46.content.docx
@@ -19,7 +19,7 @@
         <w:rPr>
           <w:lang w:val="pt_PT" w:bidi="pt_PT"/>
         </w:rPr>
-        <w:t>Resource: Notas de Estudo - Introduções aos Livros (Tyndale)</w:t>
+        <w:t>Resource: Tyndale Open Study Notes</w:t>
       </w:r>
       <w:r>
         <w:rPr>
@@ -112,7 +112,7 @@
         <w:rPr>
           <w:lang w:val="pt_PT" w:bidi="pt_PT"/>
         </w:rPr>
-        <w:t>Notas de Estudo - Introduções aos Livros (Tyndale)</w:t>
+        <w:t>Tyndale Open Study Notes</w:t>
       </w:r>
     </w:p>
     <w:p>

--- a/por/docx/46.content.docx
+++ b/por/docx/46.content.docx
@@ -19,7 +19,7 @@
         <w:rPr>
           <w:lang w:val="pt_PT" w:bidi="pt_PT"/>
         </w:rPr>
-        <w:t>Resource: Tyndale Open Study Notes</w:t>
+        <w:t>Resource: Aquifer Open Study Notes (Book Intros)</w:t>
       </w:r>
       <w:r>
         <w:rPr>
@@ -112,7 +112,7 @@
         <w:rPr>
           <w:lang w:val="pt_PT" w:bidi="pt_PT"/>
         </w:rPr>
-        <w:t>Tyndale Open Study Notes</w:t>
+        <w:t>Aquifer Open Study Notes (Book Intros)</w:t>
       </w:r>
     </w:p>
     <w:p>
@@ -1586,7 +1586,7 @@
         <w:rPr>
           <w:lang w:val="pt_PT" w:bidi="pt_PT"/>
         </w:rPr>
-        <w:t>). Nestes primeiros dias do movimento cristão, não há distinção entre clero e leigos, mas os diferentes papéis criam um ministério complementar dos dons do Espírito quando os cristãos se reúnem. Cada pessoa tem um papel a desempenhar na edificação do corpo, e os indivíduos dependem do Espírito para capacitá-los e guiá-los em seus ministérios.</w:t>
+        <w:t>). Nos primórdios do movimento cristão, a igreja de fato contava com líderes reconhecidos. Ainda assim, Paulo descreve a igreja reunida como uma comunidade na qual o Espírito concedia dons diferentes a pessoas diferentes. Esses dons ajudavam os crentes a servir uns aos outros de maneiras que se complementavam. Cada pessoa desempenhava um papel para ajudar o corpo a se fortalecer. Além disso, cada pessoa dependia do Espírito Santo para obter poder e orientação nessa tarefa.</w:t>
       </w:r>
     </w:p>
     <w:p>

--- a/por/docx/46.content.docx
+++ b/por/docx/46.content.docx
@@ -258,36 +258,24 @@
         </w:rPr>
         <w:t xml:space="preserve">A reputação generalizada de Corinto como uma cidade importante e cheia de vícios estava ligada à sua geografia. A cidade estava estrategicamente localizada no estreito istmo de 6.4 a 8 quilômetros de largura que separa a Grécia continental do Peloponeso (a grande península ao sul). Ela lucrava com os viajantes que passavam de norte a sul ao longo da principal rota terrestre e com aqueles que navegavam de leste a oeste entre o Golfo de Corinto e o Golfo Sarônico. Para evitar os perigos tempestuosos do Mar Mediterrâneo, especialmente no inverno, os proprietários de pequenos barcos comerciais que navegavam entre a Itália e o Mediterrâneo oriental frequentemente tinham seus barcos arrastados sobre o istmo de um golfo para o outro e passavam uma ou duas noites em Corinto no caminho. Como resultado, Corinto ganhou a notoriedade de uma cidade portuária e era amplamente conhecida pela prostituição e outros vícios. Havia até um verbo em grego (korinthiazomai, “agir como um coríntio”) que se referia à imoralidade sexual. Não é surpreendente que alguns desses problemas tenham chegado à jovem igreja (veja as palavras fortes de Paulo sobre a imoralidade sexual em </w:t>
       </w:r>
-      <w:hyperlink r:id="rId13">
-        <w:r>
-          <w:rPr>
-            <w:lang w:val="pt_PT" w:bidi="pt_PT"/>
-          </w:rPr>
-          <w:rPr>
-            <w:color w:val="0000EE"/>
-            <w:u w:val="single"/>
-          </w:rPr>
-          <w:t>5.1–13</w:t>
-        </w:r>
-      </w:hyperlink>
+      <w:r>
+        <w:rPr>
+          <w:lang w:val="pt_PT" w:bidi="pt_PT"/>
+        </w:rPr>
+        <w:t>5.1–13</w:t>
+      </w:r>
       <w:r>
         <w:rPr>
           <w:lang w:val="pt_PT" w:bidi="pt_PT"/>
         </w:rPr>
         <w:t xml:space="preserve">; </w:t>
       </w:r>
-      <w:hyperlink r:id="rId14">
-        <w:r>
-          <w:rPr>
-            <w:lang w:val="pt_PT" w:bidi="pt_PT"/>
-          </w:rPr>
-          <w:rPr>
-            <w:color w:val="0000EE"/>
-            <w:u w:val="single"/>
-          </w:rPr>
-          <w:t>6.12–20</w:t>
-        </w:r>
-      </w:hyperlink>
+      <w:r>
+        <w:rPr>
+          <w:lang w:val="pt_PT" w:bidi="pt_PT"/>
+        </w:rPr>
+        <w:t>6.12–20</w:t>
+      </w:r>
       <w:r>
         <w:rPr>
           <w:lang w:val="pt_PT" w:bidi="pt_PT"/>
@@ -308,36 +296,24 @@
         </w:rPr>
         <w:t xml:space="preserve">A antiga Corinto foi conquistada e destruída pelos romanos em 146 a.C. Foi reconstruída um século depois como uma colônia romana e povoada em grande parte por ex-escravos romanos. Na época da visita de Paulo, era uma cidade cosmopolita, com romanos, gregos, judeus e outros grupos étnicos de todo o Mediterrâneo, além de visitantes internacionais que passavam pela cidade. Como resultado, os membros da jovem igreja eram multiétnicos, o que provavelmente foi um fator nas tensões que experimentaram (veja a repreensão de Paulo sobre o sectarismo deles em </w:t>
       </w:r>
-      <w:hyperlink r:id="rId15">
-        <w:r>
-          <w:rPr>
-            <w:lang w:val="pt_PT" w:bidi="pt_PT"/>
-          </w:rPr>
-          <w:rPr>
-            <w:color w:val="0000EE"/>
-            <w:u w:val="single"/>
-          </w:rPr>
-          <w:t>1.10–12</w:t>
-        </w:r>
-      </w:hyperlink>
+      <w:r>
+        <w:rPr>
+          <w:lang w:val="pt_PT" w:bidi="pt_PT"/>
+        </w:rPr>
+        <w:t>1.10–12</w:t>
+      </w:r>
       <w:r>
         <w:rPr>
           <w:lang w:val="pt_PT" w:bidi="pt_PT"/>
         </w:rPr>
         <w:t xml:space="preserve">; </w:t>
       </w:r>
-      <w:hyperlink r:id="rId16">
-        <w:r>
-          <w:rPr>
-            <w:lang w:val="pt_PT" w:bidi="pt_PT"/>
-          </w:rPr>
-          <w:rPr>
-            <w:color w:val="0000EE"/>
-            <w:u w:val="single"/>
-          </w:rPr>
-          <w:t>3.1–4</w:t>
-        </w:r>
-      </w:hyperlink>
+      <w:r>
+        <w:rPr>
+          <w:lang w:val="pt_PT" w:bidi="pt_PT"/>
+        </w:rPr>
+        <w:t>3.1–4</w:t>
+      </w:r>
       <w:r>
         <w:rPr>
           <w:lang w:val="pt_PT" w:bidi="pt_PT"/>
@@ -358,18 +334,12 @@
         </w:rPr>
         <w:t xml:space="preserve">Paulo chegou pela primeira vez à cidade durante sua segunda viagem missionária (por volta de 50 d.C.), após seu trabalho na província norte da Macedônia e em Atenas. Percebendo que a cidade era estratégica para seus esforços evangelísticos, ele permaneceu em Corinto por dezoito meses (50–52 d.C.; veja </w:t>
       </w:r>
-      <w:hyperlink r:id="rId17">
-        <w:r>
-          <w:rPr>
-            <w:lang w:val="pt_PT" w:bidi="pt_PT"/>
-          </w:rPr>
-          <w:rPr>
-            <w:color w:val="0000EE"/>
-            <w:u w:val="single"/>
-          </w:rPr>
-          <w:t>At 18.1–17</w:t>
-        </w:r>
-      </w:hyperlink>
+      <w:r>
+        <w:rPr>
+          <w:lang w:val="pt_PT" w:bidi="pt_PT"/>
+        </w:rPr>
+        <w:t>At 18.1–17</w:t>
+      </w:r>
       <w:r>
         <w:rPr>
           <w:lang w:val="pt_PT" w:bidi="pt_PT"/>
@@ -433,18 +403,12 @@
         </w:rPr>
         <w:t>Crítica à abordagem não intelectual de Paulo para o evangelismo (</w:t>
       </w:r>
-      <w:hyperlink r:id="rId18">
-        <w:r>
-          <w:rPr>
-            <w:lang w:val="pt_PT" w:bidi="pt_PT"/>
-          </w:rPr>
-          <w:rPr>
-            <w:color w:val="0000EE"/>
-            <w:u w:val="single"/>
-          </w:rPr>
-          <w:t>1.1–4.21</w:t>
-        </w:r>
-      </w:hyperlink>
+      <w:r>
+        <w:rPr>
+          <w:lang w:val="pt_PT" w:bidi="pt_PT"/>
+        </w:rPr>
+        <w:t>1.1–4.21</w:t>
+      </w:r>
       <w:r>
         <w:rPr>
           <w:lang w:val="pt_PT" w:bidi="pt_PT"/>
@@ -469,18 +433,12 @@
         </w:rPr>
         <w:t>Um caso flagrante de imoralidade sexual na igreja (</w:t>
       </w:r>
-      <w:hyperlink r:id="rId13">
-        <w:r>
-          <w:rPr>
-            <w:lang w:val="pt_PT" w:bidi="pt_PT"/>
-          </w:rPr>
-          <w:rPr>
-            <w:color w:val="0000EE"/>
-            <w:u w:val="single"/>
-          </w:rPr>
-          <w:t>5.1–13</w:t>
-        </w:r>
-      </w:hyperlink>
+      <w:r>
+        <w:rPr>
+          <w:lang w:val="pt_PT" w:bidi="pt_PT"/>
+        </w:rPr>
+        <w:t>5.1–13</w:t>
+      </w:r>
       <w:r>
         <w:rPr>
           <w:lang w:val="pt_PT" w:bidi="pt_PT"/>
@@ -505,18 +463,12 @@
         </w:rPr>
         <w:t>A prática de levar companheiros de fé ao tribunal perante juízes pagãos (</w:t>
       </w:r>
-      <w:hyperlink r:id="rId19">
-        <w:r>
-          <w:rPr>
-            <w:lang w:val="pt_PT" w:bidi="pt_PT"/>
-          </w:rPr>
-          <w:rPr>
-            <w:color w:val="0000EE"/>
-            <w:u w:val="single"/>
-          </w:rPr>
-          <w:t>6.1–20</w:t>
-        </w:r>
-      </w:hyperlink>
+      <w:r>
+        <w:rPr>
+          <w:lang w:val="pt_PT" w:bidi="pt_PT"/>
+        </w:rPr>
+        <w:t>6.1–20</w:t>
+      </w:r>
       <w:r>
         <w:rPr>
           <w:lang w:val="pt_PT" w:bidi="pt_PT"/>
@@ -541,18 +493,12 @@
         </w:rPr>
         <w:t>Problemas de imoralidade sexual (</w:t>
       </w:r>
-      <w:hyperlink r:id="rId19">
-        <w:r>
-          <w:rPr>
-            <w:lang w:val="pt_PT" w:bidi="pt_PT"/>
-          </w:rPr>
-          <w:rPr>
-            <w:color w:val="0000EE"/>
-            <w:u w:val="single"/>
-          </w:rPr>
-          <w:t>6.1–20</w:t>
-        </w:r>
-      </w:hyperlink>
+      <w:r>
+        <w:rPr>
+          <w:lang w:val="pt_PT" w:bidi="pt_PT"/>
+        </w:rPr>
+        <w:t>6.1–20</w:t>
+      </w:r>
       <w:r>
         <w:rPr>
           <w:lang w:val="pt_PT" w:bidi="pt_PT"/>
@@ -577,18 +523,12 @@
         </w:rPr>
         <w:t>Perguntas sobre casamento, divórcio e permanecer solteiro (</w:t>
       </w:r>
-      <w:hyperlink r:id="rId20">
-        <w:r>
-          <w:rPr>
-            <w:lang w:val="pt_PT" w:bidi="pt_PT"/>
-          </w:rPr>
-          <w:rPr>
-            <w:color w:val="0000EE"/>
-            <w:u w:val="single"/>
-          </w:rPr>
-          <w:t>7.1–40</w:t>
-        </w:r>
-      </w:hyperlink>
+      <w:r>
+        <w:rPr>
+          <w:lang w:val="pt_PT" w:bidi="pt_PT"/>
+        </w:rPr>
+        <w:t>7.1–40</w:t>
+      </w:r>
       <w:r>
         <w:rPr>
           <w:lang w:val="pt_PT" w:bidi="pt_PT"/>
@@ -613,18 +553,12 @@
         </w:rPr>
         <w:t>A questão de saber se os crentes estão autorizados a comer carne sacrificada a ídolos pagãos (</w:t>
       </w:r>
-      <w:hyperlink r:id="rId21">
-        <w:r>
-          <w:rPr>
-            <w:lang w:val="pt_PT" w:bidi="pt_PT"/>
-          </w:rPr>
-          <w:rPr>
-            <w:color w:val="0000EE"/>
-            <w:u w:val="single"/>
-          </w:rPr>
-          <w:t>8.1–10.33</w:t>
-        </w:r>
-      </w:hyperlink>
+      <w:r>
+        <w:rPr>
+          <w:lang w:val="pt_PT" w:bidi="pt_PT"/>
+        </w:rPr>
+        <w:t>8.1–10.33</w:t>
+      </w:r>
       <w:r>
         <w:rPr>
           <w:lang w:val="pt_PT" w:bidi="pt_PT"/>
@@ -649,18 +583,12 @@
         </w:rPr>
         <w:t>A questão da vestimenta apropriada para mulheres que ministram publicamente (</w:t>
       </w:r>
-      <w:hyperlink r:id="rId22">
-        <w:r>
-          <w:rPr>
-            <w:lang w:val="pt_PT" w:bidi="pt_PT"/>
-          </w:rPr>
-          <w:rPr>
-            <w:color w:val="0000EE"/>
-            <w:u w:val="single"/>
-          </w:rPr>
-          <w:t>11.1–34</w:t>
-        </w:r>
-      </w:hyperlink>
+      <w:r>
+        <w:rPr>
+          <w:lang w:val="pt_PT" w:bidi="pt_PT"/>
+        </w:rPr>
+        <w:t>11.1–34</w:t>
+      </w:r>
       <w:r>
         <w:rPr>
           <w:lang w:val="pt_PT" w:bidi="pt_PT"/>
@@ -685,18 +613,12 @@
         </w:rPr>
         <w:t>Comportamento irreverente e desrespeitoso ao receber a Ceia do Senhor (</w:t>
       </w:r>
-      <w:hyperlink r:id="rId22">
-        <w:r>
-          <w:rPr>
-            <w:lang w:val="pt_PT" w:bidi="pt_PT"/>
-          </w:rPr>
-          <w:rPr>
-            <w:color w:val="0000EE"/>
-            <w:u w:val="single"/>
-          </w:rPr>
-          <w:t>11.1–34</w:t>
-        </w:r>
-      </w:hyperlink>
+      <w:r>
+        <w:rPr>
+          <w:lang w:val="pt_PT" w:bidi="pt_PT"/>
+        </w:rPr>
+        <w:t>11.1–34</w:t>
+      </w:r>
       <w:r>
         <w:rPr>
           <w:lang w:val="pt_PT" w:bidi="pt_PT"/>
@@ -721,18 +643,12 @@
         </w:rPr>
         <w:t>Perspectivas distorcidas sobre dons espirituais e sua prática (</w:t>
       </w:r>
-      <w:hyperlink r:id="rId23">
-        <w:r>
-          <w:rPr>
-            <w:lang w:val="pt_PT" w:bidi="pt_PT"/>
-          </w:rPr>
-          <w:rPr>
-            <w:color w:val="0000EE"/>
-            <w:u w:val="single"/>
-          </w:rPr>
-          <w:t>12.1–14.40</w:t>
-        </w:r>
-      </w:hyperlink>
+      <w:r>
+        <w:rPr>
+          <w:lang w:val="pt_PT" w:bidi="pt_PT"/>
+        </w:rPr>
+        <w:t>12.1–14.40</w:t>
+      </w:r>
       <w:r>
         <w:rPr>
           <w:lang w:val="pt_PT" w:bidi="pt_PT"/>
@@ -757,18 +673,12 @@
         </w:rPr>
         <w:t>Ceticismo sobre uma futura ressurreição dos mortos (</w:t>
       </w:r>
-      <w:hyperlink r:id="rId24">
-        <w:r>
-          <w:rPr>
-            <w:lang w:val="pt_PT" w:bidi="pt_PT"/>
-          </w:rPr>
-          <w:rPr>
-            <w:color w:val="0000EE"/>
-            <w:u w:val="single"/>
-          </w:rPr>
-          <w:t>15.1–58</w:t>
-        </w:r>
-      </w:hyperlink>
+      <w:r>
+        <w:rPr>
+          <w:lang w:val="pt_PT" w:bidi="pt_PT"/>
+        </w:rPr>
+        <w:t>15.1–58</w:t>
+      </w:r>
       <w:r>
         <w:rPr>
           <w:lang w:val="pt_PT" w:bidi="pt_PT"/>
@@ -800,36 +710,24 @@
         </w:rPr>
         <w:t xml:space="preserve">Paulo é amplamente aceito como o autor de 1 Coríntios. Alguns, no entanto, questionam a autenticidade de </w:t>
       </w:r>
-      <w:hyperlink r:id="rId25">
-        <w:r>
-          <w:rPr>
-            <w:lang w:val="pt_PT" w:bidi="pt_PT"/>
-          </w:rPr>
-          <w:rPr>
-            <w:color w:val="0000EE"/>
-            <w:u w:val="single"/>
-          </w:rPr>
-          <w:t>14.34–35</w:t>
-        </w:r>
-      </w:hyperlink>
+      <w:r>
+        <w:rPr>
+          <w:lang w:val="pt_PT" w:bidi="pt_PT"/>
+        </w:rPr>
+        <w:t>14.34–35</w:t>
+      </w:r>
       <w:r>
         <w:rPr>
           <w:lang w:val="pt_PT" w:bidi="pt_PT"/>
         </w:rPr>
         <w:t xml:space="preserve"> (veja a nota de estudo lá). Em linha com a prática comum do mundo antigo, Paulo usou um amanuense (secretário) para fazer a escrita real da carta (veja </w:t>
       </w:r>
-      <w:hyperlink r:id="rId26">
-        <w:r>
-          <w:rPr>
-            <w:lang w:val="pt_PT" w:bidi="pt_PT"/>
-          </w:rPr>
-          <w:rPr>
-            <w:color w:val="0000EE"/>
-            <w:u w:val="single"/>
-          </w:rPr>
-          <w:t>16.21</w:t>
-        </w:r>
-      </w:hyperlink>
+      <w:r>
+        <w:rPr>
+          <w:lang w:val="pt_PT" w:bidi="pt_PT"/>
+        </w:rPr>
+        <w:t>16.21</w:t>
+      </w:r>
       <w:r>
         <w:rPr>
           <w:lang w:val="pt_PT" w:bidi="pt_PT"/>
@@ -861,108 +759,72 @@
         </w:rPr>
         <w:t xml:space="preserve">Esta carta à igreja de Corinto foi escrita durante a terceira viagem missionária de Paulo, durante sua estadia de dois a três anos em Éfeso (por volta de 53–56 d.C.; veja </w:t>
       </w:r>
-      <w:hyperlink r:id="rId27">
-        <w:r>
-          <w:rPr>
-            <w:lang w:val="pt_PT" w:bidi="pt_PT"/>
-          </w:rPr>
-          <w:rPr>
-            <w:color w:val="0000EE"/>
-            <w:u w:val="single"/>
-          </w:rPr>
-          <w:t>At 19.1–41</w:t>
-        </w:r>
-      </w:hyperlink>
+      <w:r>
+        <w:rPr>
+          <w:lang w:val="pt_PT" w:bidi="pt_PT"/>
+        </w:rPr>
+        <w:t>At 19.1–41</w:t>
+      </w:r>
       <w:r>
         <w:rPr>
           <w:lang w:val="pt_PT" w:bidi="pt_PT"/>
         </w:rPr>
         <w:t xml:space="preserve">). Paulo havia escrito uma carta anterior à igreja em Corinto (veja </w:t>
       </w:r>
-      <w:hyperlink r:id="rId28">
-        <w:r>
-          <w:rPr>
-            <w:lang w:val="pt_PT" w:bidi="pt_PT"/>
-          </w:rPr>
-          <w:rPr>
-            <w:color w:val="0000EE"/>
-            <w:u w:val="single"/>
-          </w:rPr>
-          <w:t>1Co 5.9</w:t>
-        </w:r>
-      </w:hyperlink>
+      <w:r>
+        <w:rPr>
+          <w:lang w:val="pt_PT" w:bidi="pt_PT"/>
+        </w:rPr>
+        <w:t>1Co 5.9</w:t>
+      </w:r>
       <w:r>
         <w:rPr>
           <w:lang w:val="pt_PT" w:bidi="pt_PT"/>
         </w:rPr>
         <w:t xml:space="preserve">), e os coríntios responderam, pedindo seu conselho sobre vários pontos (veja, por exemplo, </w:t>
       </w:r>
-      <w:hyperlink r:id="rId29">
-        <w:r>
-          <w:rPr>
-            <w:lang w:val="pt_PT" w:bidi="pt_PT"/>
-          </w:rPr>
-          <w:rPr>
-            <w:color w:val="0000EE"/>
-            <w:u w:val="single"/>
-          </w:rPr>
-          <w:t>7.1</w:t>
-        </w:r>
-      </w:hyperlink>
+      <w:r>
+        <w:rPr>
+          <w:lang w:val="pt_PT" w:bidi="pt_PT"/>
+        </w:rPr>
+        <w:t>7.1</w:t>
+      </w:r>
       <w:r>
         <w:rPr>
           <w:lang w:val="pt_PT" w:bidi="pt_PT"/>
         </w:rPr>
         <w:t xml:space="preserve">). Ele também havia recebido relatórios e visitantes de Corinto (veja </w:t>
       </w:r>
-      <w:hyperlink r:id="rId30">
-        <w:r>
-          <w:rPr>
-            <w:lang w:val="pt_PT" w:bidi="pt_PT"/>
-          </w:rPr>
-          <w:rPr>
-            <w:color w:val="0000EE"/>
-            <w:u w:val="single"/>
-          </w:rPr>
-          <w:t>1.11</w:t>
-        </w:r>
-      </w:hyperlink>
+      <w:r>
+        <w:rPr>
+          <w:lang w:val="pt_PT" w:bidi="pt_PT"/>
+        </w:rPr>
+        <w:t>1.11</w:t>
+      </w:r>
       <w:r>
         <w:rPr>
           <w:lang w:val="pt_PT" w:bidi="pt_PT"/>
         </w:rPr>
         <w:t xml:space="preserve">; </w:t>
       </w:r>
-      <w:hyperlink r:id="rId31">
-        <w:r>
-          <w:rPr>
-            <w:lang w:val="pt_PT" w:bidi="pt_PT"/>
-          </w:rPr>
-          <w:rPr>
-            <w:color w:val="0000EE"/>
-            <w:u w:val="single"/>
-          </w:rPr>
-          <w:t>16.15–17</w:t>
-        </w:r>
-      </w:hyperlink>
+      <w:r>
+        <w:rPr>
+          <w:lang w:val="pt_PT" w:bidi="pt_PT"/>
+        </w:rPr>
+        <w:t>16.15–17</w:t>
+      </w:r>
       <w:r>
         <w:rPr>
           <w:lang w:val="pt_PT" w:bidi="pt_PT"/>
         </w:rPr>
         <w:t xml:space="preserve">), tornando-o ciente de vários problemas enfrentados pela jovem igreja. Esta carta, cheia de conselhos sobre questões específicas, é sua resposta. Pode ter sido entregue por Estéfanas, Fortunato e Acaico (veja </w:t>
       </w:r>
-      <w:hyperlink r:id="rId31">
-        <w:r>
-          <w:rPr>
-            <w:lang w:val="pt_PT" w:bidi="pt_PT"/>
-          </w:rPr>
-          <w:rPr>
-            <w:color w:val="0000EE"/>
-            <w:u w:val="single"/>
-          </w:rPr>
-          <w:t>16.15–17</w:t>
-        </w:r>
-      </w:hyperlink>
+      <w:r>
+        <w:rPr>
+          <w:lang w:val="pt_PT" w:bidi="pt_PT"/>
+        </w:rPr>
+        <w:t>16.15–17</w:t>
+      </w:r>
       <w:r>
         <w:rPr>
           <w:lang w:val="pt_PT" w:bidi="pt_PT"/>
@@ -983,36 +845,24 @@
         </w:rPr>
         <w:t xml:space="preserve">Alguns problemas aparentemente permaneceram sem solução, resultando em uma visita pessoal posterior a Corinto e uma carta de tom pesado que não temos. Paulo se refere a esses problemas na carta carregada de emoção que conhecemos como 2 Coríntios, escrita na Macedônia logo após ele deixar Éfeso, na expectativa de mais uma visita à igreja (veja </w:t>
       </w:r>
-      <w:hyperlink r:id="rId32">
-        <w:r>
-          <w:rPr>
-            <w:lang w:val="pt_PT" w:bidi="pt_PT"/>
-          </w:rPr>
-          <w:rPr>
-            <w:color w:val="0000EE"/>
-            <w:u w:val="single"/>
-          </w:rPr>
-          <w:t>2Co 2.1–11</w:t>
-        </w:r>
-      </w:hyperlink>
+      <w:r>
+        <w:rPr>
+          <w:lang w:val="pt_PT" w:bidi="pt_PT"/>
+        </w:rPr>
+        <w:t>2Co 2.1–11</w:t>
+      </w:r>
       <w:r>
         <w:rPr>
           <w:lang w:val="pt_PT" w:bidi="pt_PT"/>
         </w:rPr>
         <w:t xml:space="preserve">; </w:t>
       </w:r>
-      <w:hyperlink r:id="rId33">
-        <w:r>
-          <w:rPr>
-            <w:lang w:val="pt_PT" w:bidi="pt_PT"/>
-          </w:rPr>
-          <w:rPr>
-            <w:color w:val="0000EE"/>
-            <w:u w:val="single"/>
-          </w:rPr>
-          <w:t>7.8–10</w:t>
-        </w:r>
-      </w:hyperlink>
+      <w:r>
+        <w:rPr>
+          <w:lang w:val="pt_PT" w:bidi="pt_PT"/>
+        </w:rPr>
+        <w:t>7.8–10</w:t>
+      </w:r>
       <w:r>
         <w:rPr>
           <w:lang w:val="pt_PT" w:bidi="pt_PT"/>
@@ -1084,36 +934,24 @@
         </w:rPr>
         <w:t>Então, por exemplo, quando Paulo aborda questões de moralidade sexual (</w:t>
       </w:r>
-      <w:hyperlink r:id="rId34">
-        <w:r>
-          <w:rPr>
-            <w:lang w:val="pt_PT" w:bidi="pt_PT"/>
-          </w:rPr>
-          <w:rPr>
-            <w:color w:val="0000EE"/>
-            <w:u w:val="single"/>
-          </w:rPr>
-          <w:t>5.1–6.20</w:t>
-        </w:r>
-      </w:hyperlink>
+      <w:r>
+        <w:rPr>
+          <w:lang w:val="pt_PT" w:bidi="pt_PT"/>
+        </w:rPr>
+        <w:t>5.1–6.20</w:t>
+      </w:r>
       <w:r>
         <w:rPr>
           <w:lang w:val="pt_PT" w:bidi="pt_PT"/>
         </w:rPr>
         <w:t>), ele lembra à igreja que os crentes foram renovados pelo sacrifício de Cristo e que devem viver de acordo. Seu apelo à fidelidade não é que eles devam seguir a lei de Moisés, mas que devem entender o que significa estar unidos a Cristo e ser o santuário do Espírito Santo (</w:t>
       </w:r>
-      <w:hyperlink r:id="rId35">
-        <w:r>
-          <w:rPr>
-            <w:lang w:val="pt_PT" w:bidi="pt_PT"/>
-          </w:rPr>
-          <w:rPr>
-            <w:color w:val="0000EE"/>
-            <w:u w:val="single"/>
-          </w:rPr>
-          <w:t>6.15–20</w:t>
-        </w:r>
-      </w:hyperlink>
+      <w:r>
+        <w:rPr>
+          <w:lang w:val="pt_PT" w:bidi="pt_PT"/>
+        </w:rPr>
+        <w:t>6.15–20</w:t>
+      </w:r>
       <w:r>
         <w:rPr>
           <w:lang w:val="pt_PT" w:bidi="pt_PT"/>
@@ -1134,18 +972,12 @@
         </w:rPr>
         <w:t>Quando Paulo desencoraja os crentes de levarem uns aos outros aos tribunais pagãos (</w:t>
       </w:r>
-      <w:hyperlink r:id="rId36">
-        <w:r>
-          <w:rPr>
-            <w:lang w:val="pt_PT" w:bidi="pt_PT"/>
-          </w:rPr>
-          <w:rPr>
-            <w:color w:val="0000EE"/>
-            <w:u w:val="single"/>
-          </w:rPr>
-          <w:t>6.1–8</w:t>
-        </w:r>
-      </w:hyperlink>
+      <w:r>
+        <w:rPr>
+          <w:lang w:val="pt_PT" w:bidi="pt_PT"/>
+        </w:rPr>
+        <w:t>6.1–8</w:t>
+      </w:r>
       <w:r>
         <w:rPr>
           <w:lang w:val="pt_PT" w:bidi="pt_PT"/>
@@ -1166,18 +998,12 @@
         </w:rPr>
         <w:t>Quando Paulo dá conselhos sobre casamento (</w:t>
       </w:r>
-      <w:hyperlink r:id="rId20">
-        <w:r>
-          <w:rPr>
-            <w:lang w:val="pt_PT" w:bidi="pt_PT"/>
-          </w:rPr>
-          <w:rPr>
-            <w:color w:val="0000EE"/>
-            <w:u w:val="single"/>
-          </w:rPr>
-          <w:t>7.1–40</w:t>
-        </w:r>
-      </w:hyperlink>
+      <w:r>
+        <w:rPr>
+          <w:lang w:val="pt_PT" w:bidi="pt_PT"/>
+        </w:rPr>
+        <w:t>7.1–40</w:t>
+      </w:r>
       <w:r>
         <w:rPr>
           <w:lang w:val="pt_PT" w:bidi="pt_PT"/>
@@ -1198,36 +1024,24 @@
         </w:rPr>
         <w:t>Quando ele aborda a liberdade dos crentes para comer carne sacrificada a ídolos pagãos (</w:t>
       </w:r>
-      <w:hyperlink r:id="rId37">
-        <w:r>
-          <w:rPr>
-            <w:lang w:val="pt_PT" w:bidi="pt_PT"/>
-          </w:rPr>
-          <w:rPr>
-            <w:color w:val="0000EE"/>
-            <w:u w:val="single"/>
-          </w:rPr>
-          <w:t>8.1–13</w:t>
-        </w:r>
-      </w:hyperlink>
+      <w:r>
+        <w:rPr>
+          <w:lang w:val="pt_PT" w:bidi="pt_PT"/>
+        </w:rPr>
+        <w:t>8.1–13</w:t>
+      </w:r>
       <w:r>
         <w:rPr>
           <w:lang w:val="pt_PT" w:bidi="pt_PT"/>
         </w:rPr>
         <w:t xml:space="preserve">; </w:t>
       </w:r>
-      <w:hyperlink r:id="rId38">
-        <w:r>
-          <w:rPr>
-            <w:lang w:val="pt_PT" w:bidi="pt_PT"/>
-          </w:rPr>
-          <w:rPr>
-            <w:color w:val="0000EE"/>
-            <w:u w:val="single"/>
-          </w:rPr>
-          <w:t>10.1–11.1</w:t>
-        </w:r>
-      </w:hyperlink>
+      <w:r>
+        <w:rPr>
+          <w:lang w:val="pt_PT" w:bidi="pt_PT"/>
+        </w:rPr>
+        <w:t>10.1–11.1</w:t>
+      </w:r>
       <w:r>
         <w:rPr>
           <w:lang w:val="pt_PT" w:bidi="pt_PT"/>
@@ -1248,54 +1062,36 @@
         </w:rPr>
         <w:t xml:space="preserve">No pensamento de Paulo, o comportamento cristão é uma resposta de gratidão à misericórdia e graça de Deus, mostrada em Cristo e expressa nas boas-novas. Toda a vida do crente deve expressar devoção a Deus e amor pelos outros (veja </w:t>
       </w:r>
-      <w:hyperlink r:id="rId39">
-        <w:r>
-          <w:rPr>
-            <w:lang w:val="pt_PT" w:bidi="pt_PT"/>
-          </w:rPr>
-          <w:rPr>
-            <w:color w:val="0000EE"/>
-            <w:u w:val="single"/>
-          </w:rPr>
-          <w:t>10.31–33</w:t>
-        </w:r>
-      </w:hyperlink>
+      <w:r>
+        <w:rPr>
+          <w:lang w:val="pt_PT" w:bidi="pt_PT"/>
+        </w:rPr>
+        <w:t>10.31–33</w:t>
+      </w:r>
       <w:r>
         <w:rPr>
           <w:lang w:val="pt_PT" w:bidi="pt_PT"/>
         </w:rPr>
         <w:t>). Este é o equivalente de Paulo aos dois grandes mandamentos de amor de Jesus (</w:t>
       </w:r>
-      <w:hyperlink r:id="rId40">
-        <w:r>
-          <w:rPr>
-            <w:lang w:val="pt_PT" w:bidi="pt_PT"/>
-          </w:rPr>
-          <w:rPr>
-            <w:color w:val="0000EE"/>
-            <w:u w:val="single"/>
-          </w:rPr>
-          <w:t>Mateus 22.36–40</w:t>
-        </w:r>
-      </w:hyperlink>
+      <w:r>
+        <w:rPr>
+          <w:lang w:val="pt_PT" w:bidi="pt_PT"/>
+        </w:rPr>
+        <w:t>Mateus 22.36–40</w:t>
+      </w:r>
       <w:r>
         <w:rPr>
           <w:lang w:val="pt_PT" w:bidi="pt_PT"/>
         </w:rPr>
         <w:t xml:space="preserve">; </w:t>
       </w:r>
-      <w:hyperlink r:id="rId41">
-        <w:r>
-          <w:rPr>
-            <w:lang w:val="pt_PT" w:bidi="pt_PT"/>
-          </w:rPr>
-          <w:rPr>
-            <w:color w:val="0000EE"/>
-            <w:u w:val="single"/>
-          </w:rPr>
-          <w:t>Lucas 10.25–37</w:t>
-        </w:r>
-      </w:hyperlink>
+      <w:r>
+        <w:rPr>
+          <w:lang w:val="pt_PT" w:bidi="pt_PT"/>
+        </w:rPr>
+        <w:t>Lucas 10.25–37</w:t>
+      </w:r>
       <w:r>
         <w:rPr>
           <w:lang w:val="pt_PT" w:bidi="pt_PT"/>
@@ -1316,18 +1112,12 @@
         </w:rPr>
         <w:t>Compreensão de Paulo sobre evangelismo. Quando Paulo é criticado por sua abordagem de evangelismo um tanto desajeitada e não intelectual (</w:t>
       </w:r>
-      <w:hyperlink r:id="rId18">
-        <w:r>
-          <w:rPr>
-            <w:lang w:val="pt_PT" w:bidi="pt_PT"/>
-          </w:rPr>
-          <w:rPr>
-            <w:color w:val="0000EE"/>
-            <w:u w:val="single"/>
-          </w:rPr>
-          <w:t>1Co 1.1–4.21</w:t>
-        </w:r>
-      </w:hyperlink>
+      <w:r>
+        <w:rPr>
+          <w:lang w:val="pt_PT" w:bidi="pt_PT"/>
+        </w:rPr>
+        <w:t>1Co 1.1–4.21</w:t>
+      </w:r>
       <w:r>
         <w:rPr>
           <w:lang w:val="pt_PT" w:bidi="pt_PT"/>
@@ -1348,108 +1138,72 @@
         </w:rPr>
         <w:t xml:space="preserve">Unidade e amor na Igreja. A unidade entre os crentes é um tema importante ao longo desta carta, pois várias das questões que Paulo aborda aparentemente dividiram a igreja (veja </w:t>
       </w:r>
-      <w:hyperlink r:id="rId42">
-        <w:r>
-          <w:rPr>
-            <w:lang w:val="pt_PT" w:bidi="pt_PT"/>
-          </w:rPr>
-          <w:rPr>
-            <w:color w:val="0000EE"/>
-            <w:u w:val="single"/>
-          </w:rPr>
-          <w:t>1.10–4.21</w:t>
-        </w:r>
-      </w:hyperlink>
+      <w:r>
+        <w:rPr>
+          <w:lang w:val="pt_PT" w:bidi="pt_PT"/>
+        </w:rPr>
+        <w:t>1.10–4.21</w:t>
+      </w:r>
       <w:r>
         <w:rPr>
           <w:lang w:val="pt_PT" w:bidi="pt_PT"/>
         </w:rPr>
         <w:t xml:space="preserve">, facções na igreja; </w:t>
       </w:r>
-      <w:hyperlink r:id="rId43">
-        <w:r>
-          <w:rPr>
-            <w:lang w:val="pt_PT" w:bidi="pt_PT"/>
-          </w:rPr>
-          <w:rPr>
-            <w:color w:val="0000EE"/>
-            <w:u w:val="single"/>
-          </w:rPr>
-          <w:t>6.1–12</w:t>
-        </w:r>
-      </w:hyperlink>
+      <w:r>
+        <w:rPr>
+          <w:lang w:val="pt_PT" w:bidi="pt_PT"/>
+        </w:rPr>
+        <w:t>6.1–12</w:t>
+      </w:r>
       <w:r>
         <w:rPr>
           <w:lang w:val="pt_PT" w:bidi="pt_PT"/>
         </w:rPr>
         <w:t xml:space="preserve">, processos judiciais contra outros cristãos; </w:t>
       </w:r>
-      <w:hyperlink r:id="rId44">
-        <w:r>
-          <w:rPr>
-            <w:lang w:val="pt_PT" w:bidi="pt_PT"/>
-          </w:rPr>
-          <w:rPr>
-            <w:color w:val="0000EE"/>
-            <w:u w:val="single"/>
-          </w:rPr>
-          <w:t>8.1–11.1</w:t>
-        </w:r>
-      </w:hyperlink>
+      <w:r>
+        <w:rPr>
+          <w:lang w:val="pt_PT" w:bidi="pt_PT"/>
+        </w:rPr>
+        <w:t>8.1–11.1</w:t>
+      </w:r>
       <w:r>
         <w:rPr>
           <w:lang w:val="pt_PT" w:bidi="pt_PT"/>
         </w:rPr>
         <w:t xml:space="preserve">, diferentes opiniões sobre alimentos sacrificados a ídolos; </w:t>
       </w:r>
-      <w:hyperlink r:id="rId45">
-        <w:r>
-          <w:rPr>
-            <w:lang w:val="pt_PT" w:bidi="pt_PT"/>
-          </w:rPr>
-          <w:rPr>
-            <w:color w:val="0000EE"/>
-            <w:u w:val="single"/>
-          </w:rPr>
-          <w:t>11.2–16</w:t>
-        </w:r>
-      </w:hyperlink>
+      <w:r>
+        <w:rPr>
+          <w:lang w:val="pt_PT" w:bidi="pt_PT"/>
+        </w:rPr>
+        <w:t>11.2–16</w:t>
+      </w:r>
       <w:r>
         <w:rPr>
           <w:lang w:val="pt_PT" w:bidi="pt_PT"/>
         </w:rPr>
         <w:t xml:space="preserve">, diferentes opiniões sobre vestimenta apropriada para mulheres ministrando publicamente; </w:t>
       </w:r>
-      <w:hyperlink r:id="rId46">
-        <w:r>
-          <w:rPr>
-            <w:lang w:val="pt_PT" w:bidi="pt_PT"/>
-          </w:rPr>
-          <w:rPr>
-            <w:color w:val="0000EE"/>
-            <w:u w:val="single"/>
-          </w:rPr>
-          <w:t>11.17–34</w:t>
-        </w:r>
-      </w:hyperlink>
+      <w:r>
+        <w:rPr>
+          <w:lang w:val="pt_PT" w:bidi="pt_PT"/>
+        </w:rPr>
+        <w:t>11.17–34</w:t>
+      </w:r>
       <w:r>
         <w:rPr>
           <w:lang w:val="pt_PT" w:bidi="pt_PT"/>
         </w:rPr>
         <w:t xml:space="preserve">, problemas na celebração da Ceia do Senhor). Unidos como membros do corpo de Cristo por um compromisso comum com Cristo como Senhor e pela experiência compartilhada do Espírito de Deus, os crentes devem viver juntos em unidade. Esta carta, que inclui o clássico capítulo de Paulo sobre o amor cristão (cap. </w:t>
       </w:r>
-      <w:hyperlink r:id="rId47">
-        <w:r>
-          <w:rPr>
-            <w:lang w:val="pt_PT" w:bidi="pt_PT"/>
-          </w:rPr>
-          <w:rPr>
-            <w:color w:val="0000EE"/>
-            <w:u w:val="single"/>
-          </w:rPr>
-          <w:t>13</w:t>
-        </w:r>
-      </w:hyperlink>
+      <w:r>
+        <w:rPr>
+          <w:lang w:val="pt_PT" w:bidi="pt_PT"/>
+        </w:rPr>
+        <w:t>13</w:t>
+      </w:r>
       <w:r>
         <w:rPr>
           <w:lang w:val="pt_PT" w:bidi="pt_PT"/>
@@ -1470,36 +1224,24 @@
         </w:rPr>
         <w:t xml:space="preserve">Casamento, divórcio e a vida de solteiro. Paulo tem uma visão elevada do casamento e se opõe fortemente ao divórcio. Considerando o ambiente difícil para os cristãos no primeiro século e sua perspectiva sobre o retorno iminente de Cristo (veja </w:t>
       </w:r>
-      <w:hyperlink r:id="rId48">
-        <w:r>
-          <w:rPr>
-            <w:lang w:val="pt_PT" w:bidi="pt_PT"/>
-          </w:rPr>
-          <w:rPr>
-            <w:color w:val="0000EE"/>
-            <w:u w:val="single"/>
-          </w:rPr>
-          <w:t>7.25–31</w:t>
-        </w:r>
-      </w:hyperlink>
+      <w:r>
+        <w:rPr>
+          <w:lang w:val="pt_PT" w:bidi="pt_PT"/>
+        </w:rPr>
+        <w:t>7.25–31</w:t>
+      </w:r>
       <w:r>
         <w:rPr>
           <w:lang w:val="pt_PT" w:bidi="pt_PT"/>
         </w:rPr>
         <w:t xml:space="preserve">), Paulo encoraja aqueles que são solteiros a permanecerem assim, vendo a solteirice como uma oportunidade de se dedicar plenamente ao trabalho de Cristo no mundo (veja </w:t>
       </w:r>
-      <w:hyperlink r:id="rId49">
-        <w:r>
-          <w:rPr>
-            <w:lang w:val="pt_PT" w:bidi="pt_PT"/>
-          </w:rPr>
-          <w:rPr>
-            <w:color w:val="0000EE"/>
-            <w:u w:val="single"/>
-          </w:rPr>
-          <w:t>7.32–35</w:t>
-        </w:r>
-      </w:hyperlink>
+      <w:r>
+        <w:rPr>
+          <w:lang w:val="pt_PT" w:bidi="pt_PT"/>
+        </w:rPr>
+        <w:t>7.32–35</w:t>
+      </w:r>
       <w:r>
         <w:rPr>
           <w:lang w:val="pt_PT" w:bidi="pt_PT"/>
@@ -1520,18 +1262,12 @@
         </w:rPr>
         <w:t xml:space="preserve">A Ceia do Senhor. Esta carta oferece uma visão significativa sobre a compreensão e prática cristã primitiva da Ceia do Senhor, apresentando o único tratamento extenso no Novo Testamento (caps. </w:t>
       </w:r>
-      <w:hyperlink r:id="rId50">
-        <w:r>
-          <w:rPr>
-            <w:lang w:val="pt_PT" w:bidi="pt_PT"/>
-          </w:rPr>
-          <w:rPr>
-            <w:color w:val="0000EE"/>
-            <w:u w:val="single"/>
-          </w:rPr>
-          <w:t>10–11</w:t>
-        </w:r>
-      </w:hyperlink>
+      <w:r>
+        <w:rPr>
+          <w:lang w:val="pt_PT" w:bidi="pt_PT"/>
+        </w:rPr>
+        <w:t>10–11</w:t>
+      </w:r>
       <w:r>
         <w:rPr>
           <w:lang w:val="pt_PT" w:bidi="pt_PT"/>
@@ -1552,36 +1288,24 @@
         </w:rPr>
         <w:t xml:space="preserve">A Igreja como um corpo. Paulo vê a igreja como um corpo dinâmico, guiado pelo Espírito, composto por diferentes partes, cada uma com seu próprio trabalho único a realizar (caps. </w:t>
       </w:r>
-      <w:hyperlink r:id="rId51">
-        <w:r>
-          <w:rPr>
-            <w:lang w:val="pt_PT" w:bidi="pt_PT"/>
-          </w:rPr>
-          <w:rPr>
-            <w:color w:val="0000EE"/>
-            <w:u w:val="single"/>
-          </w:rPr>
-          <w:t>12</w:t>
-        </w:r>
-      </w:hyperlink>
+      <w:r>
+        <w:rPr>
+          <w:lang w:val="pt_PT" w:bidi="pt_PT"/>
+        </w:rPr>
+        <w:t>12</w:t>
+      </w:r>
       <w:r>
         <w:rPr>
           <w:lang w:val="pt_PT" w:bidi="pt_PT"/>
         </w:rPr>
         <w:t xml:space="preserve">, </w:t>
       </w:r>
-      <w:hyperlink r:id="rId52">
-        <w:r>
-          <w:rPr>
-            <w:lang w:val="pt_PT" w:bidi="pt_PT"/>
-          </w:rPr>
-          <w:rPr>
-            <w:color w:val="0000EE"/>
-            <w:u w:val="single"/>
-          </w:rPr>
-          <w:t>14</w:t>
-        </w:r>
-      </w:hyperlink>
+      <w:r>
+        <w:rPr>
+          <w:lang w:val="pt_PT" w:bidi="pt_PT"/>
+        </w:rPr>
+        <w:t>14</w:t>
+      </w:r>
       <w:r>
         <w:rPr>
           <w:lang w:val="pt_PT" w:bidi="pt_PT"/>
@@ -1602,18 +1326,12 @@
         </w:rPr>
         <w:t xml:space="preserve">A ressurreição. Entre os escritos do Novo Testamento, esta carta nos oferece a discussão mais completa sobre a ressurreição (cap. </w:t>
       </w:r>
-      <w:hyperlink r:id="rId24">
-        <w:r>
-          <w:rPr>
-            <w:lang w:val="pt_PT" w:bidi="pt_PT"/>
-          </w:rPr>
-          <w:rPr>
-            <w:color w:val="0000EE"/>
-            <w:u w:val="single"/>
-          </w:rPr>
-          <w:t>15</w:t>
-        </w:r>
-      </w:hyperlink>
+      <w:r>
+        <w:rPr>
+          <w:lang w:val="pt_PT" w:bidi="pt_PT"/>
+        </w:rPr>
+        <w:t>15</w:t>
+      </w:r>
       <w:r>
         <w:rPr>
           <w:lang w:val="pt_PT" w:bidi="pt_PT"/>
